--- a/GIT/GIT.docx
+++ b/GIT/GIT.docx
@@ -289,13 +289,8 @@
     </w:p>
     <w:p>
       <w:r>
-        <w:t xml:space="preserve">So, if the central server fails, all the project code is gone.  – Ex: SVN, CVS, </w:t>
-      </w:r>
-      <w:proofErr w:type="gramStart"/>
-      <w:r>
-        <w:t>ClearCase..</w:t>
-      </w:r>
-      <w:proofErr w:type="gramEnd"/>
+        <w:t>So, if the central server fails, all the project code is gone.  – Ex: SVN, CVS, ClearCase..</w:t>
+      </w:r>
     </w:p>
     <w:p>
       <w:pPr>
@@ -329,15 +324,7 @@
     </w:p>
     <w:p>
       <w:r>
-        <w:t xml:space="preserve">So, </w:t>
-      </w:r>
-      <w:proofErr w:type="gramStart"/>
-      <w:r>
-        <w:t>its</w:t>
-      </w:r>
-      <w:proofErr w:type="gramEnd"/>
-      <w:r>
-        <w:t xml:space="preserve"> called distributed. Even of the central server fails, code is safe. Ex: Git</w:t>
+        <w:t>So, its called distributed. Even of the central server fails, code is safe. Ex: Git</w:t>
       </w:r>
     </w:p>
     <w:p>
@@ -471,15 +458,7 @@
         <w:t>Go to</w:t>
       </w:r>
       <w:r>
-        <w:t xml:space="preserve"> command prompt and </w:t>
-      </w:r>
-      <w:proofErr w:type="gramStart"/>
-      <w:r>
-        <w:t>say</w:t>
-      </w:r>
-      <w:proofErr w:type="gramEnd"/>
-      <w:r>
-        <w:t xml:space="preserve"> </w:t>
+        <w:t xml:space="preserve"> command prompt and say </w:t>
       </w:r>
     </w:p>
     <w:p>
@@ -589,46 +568,18 @@
         <w:rPr>
           <w:highlight w:val="cyan"/>
         </w:rPr>
-        <w:t>git config --global user.name “</w:t>
-      </w:r>
-      <w:proofErr w:type="spellStart"/>
+        <w:t>git config --global user.name “sreelatha.techie”</w:t>
+      </w:r>
+    </w:p>
+    <w:p>
+      <w:pPr>
+        <w:ind w:left="360"/>
+      </w:pPr>
       <w:r>
         <w:rPr>
           <w:highlight w:val="cyan"/>
         </w:rPr>
-        <w:t>sreelatha.techie</w:t>
-      </w:r>
-      <w:proofErr w:type="spellEnd"/>
-      <w:r>
-        <w:rPr>
-          <w:highlight w:val="cyan"/>
-        </w:rPr>
-        <w:t>”</w:t>
-      </w:r>
-    </w:p>
-    <w:p>
-      <w:pPr>
-        <w:ind w:left="360"/>
-      </w:pPr>
-      <w:r>
-        <w:rPr>
-          <w:highlight w:val="cyan"/>
-        </w:rPr>
-        <w:t xml:space="preserve">git config –global </w:t>
-      </w:r>
-      <w:proofErr w:type="spellStart"/>
-      <w:r>
-        <w:rPr>
-          <w:highlight w:val="cyan"/>
-        </w:rPr>
-        <w:t>user.email</w:t>
-      </w:r>
-      <w:proofErr w:type="spellEnd"/>
-      <w:r>
-        <w:rPr>
-          <w:highlight w:val="cyan"/>
-        </w:rPr>
-        <w:t xml:space="preserve"> </w:t>
+        <w:t xml:space="preserve">git config –global user.email </w:t>
       </w:r>
       <w:hyperlink r:id="rId5" w:history="1">
         <w:r>
@@ -803,23 +754,7 @@
           <w:b/>
           <w:bCs/>
         </w:rPr>
-        <w:t>(</w:t>
-      </w:r>
-      <w:proofErr w:type="spellStart"/>
-      <w:r>
-        <w:rPr>
-          <w:b/>
-          <w:bCs/>
-        </w:rPr>
-        <w:t>github</w:t>
-      </w:r>
-      <w:proofErr w:type="spellEnd"/>
-      <w:r>
-        <w:rPr>
-          <w:b/>
-          <w:bCs/>
-        </w:rPr>
-        <w:t>)</w:t>
+        <w:t>(github)</w:t>
       </w:r>
     </w:p>
     <w:p>
@@ -1062,114 +997,75 @@
         <w:rPr>
           <w:highlight w:val="cyan"/>
         </w:rPr>
-        <w:t xml:space="preserve">Git push origin </w:t>
-      </w:r>
-      <w:proofErr w:type="spellStart"/>
+        <w:t>Git push origin localBranchName</w:t>
+      </w:r>
+      <w:r>
+        <w:t xml:space="preserve"> Here origin is the alias name we gave to remote repository using </w:t>
+      </w:r>
       <w:r>
         <w:rPr>
           <w:highlight w:val="cyan"/>
         </w:rPr>
+        <w:t>git remote add origin gitHubRepoURL</w:t>
+      </w:r>
+      <w:r>
+        <w:t xml:space="preserve"> . It can be any name not just origin. With this, git creates a mapping like origin = gitHubRepo</w:t>
+      </w:r>
+    </w:p>
+    <w:p>
+      <w:pPr>
+        <w:ind w:left="360"/>
+      </w:pPr>
+      <w:r>
+        <w:t xml:space="preserve">We should use localBranchName in push command, not directory name. Because works with branches and has no idea of working directories. If we want git to remember the remote and local branch that are mapped (like origin, </w:t>
+      </w:r>
+      <w:r>
         <w:t>localBranchName</w:t>
       </w:r>
-      <w:proofErr w:type="spellEnd"/>
-      <w:r>
-        <w:t xml:space="preserve"> Here origin is the alias name we gave to remote repository using </w:t>
+      <w:r>
+        <w:t xml:space="preserve">) and don’t want to use both in push command every time we push changes then use -u (upstream) for first push . Then git remembers that and next time onwards just run </w:t>
       </w:r>
       <w:r>
         <w:rPr>
           <w:highlight w:val="cyan"/>
         </w:rPr>
-        <w:t xml:space="preserve">git remote add origin </w:t>
-      </w:r>
-      <w:proofErr w:type="spellStart"/>
+        <w:t>git push</w:t>
+      </w:r>
+      <w:r>
+        <w:t xml:space="preserve"> or </w:t>
+      </w:r>
       <w:r>
         <w:rPr>
           <w:highlight w:val="cyan"/>
         </w:rPr>
-        <w:t>gitHubRepoURL</w:t>
-      </w:r>
-      <w:proofErr w:type="spellEnd"/>
-      <w:r>
-        <w:t xml:space="preserve"> . It can be any name not just origin. With this, git creates a mapping like origin = </w:t>
-      </w:r>
-      <w:proofErr w:type="spellStart"/>
-      <w:r>
-        <w:t>gitHubRepo</w:t>
-      </w:r>
-      <w:proofErr w:type="spellEnd"/>
+        <w:t>git pull</w:t>
+      </w:r>
+      <w:r>
+        <w:t xml:space="preserve"> like</w:t>
+      </w:r>
     </w:p>
     <w:p>
       <w:pPr>
         <w:ind w:left="360"/>
       </w:pPr>
       <w:r>
-        <w:t xml:space="preserve">We should use </w:t>
-      </w:r>
-      <w:proofErr w:type="spellStart"/>
-      <w:r>
-        <w:t>localBranchName</w:t>
-      </w:r>
-      <w:proofErr w:type="spellEnd"/>
-      <w:r>
-        <w:t xml:space="preserve"> in push command, not directory name. Because works with branches and has no idea of working directories. If we want git to remember the remote and local branch that are mapped (like origin, </w:t>
-      </w:r>
-      <w:proofErr w:type="spellStart"/>
-      <w:r>
-        <w:t>localBranchName</w:t>
-      </w:r>
-      <w:proofErr w:type="spellEnd"/>
-      <w:r>
-        <w:t xml:space="preserve">) and don’t want to use both in push command every time we push changes then use -u (upstream) for first push . Then git remembers that and next time onwards just run </w:t>
-      </w:r>
-      <w:r>
         <w:rPr>
           <w:highlight w:val="cyan"/>
         </w:rPr>
-        <w:t>git push</w:t>
-      </w:r>
-      <w:r>
-        <w:t xml:space="preserve"> or </w:t>
+        <w:t xml:space="preserve">Git push </w:t>
       </w:r>
       <w:r>
         <w:rPr>
           <w:highlight w:val="cyan"/>
         </w:rPr>
-        <w:t>git pull</w:t>
-      </w:r>
-      <w:r>
-        <w:t xml:space="preserve"> like</w:t>
-      </w:r>
-    </w:p>
-    <w:p>
-      <w:pPr>
-        <w:ind w:left="360"/>
-      </w:pPr>
+        <w:t xml:space="preserve">-u </w:t>
+      </w:r>
       <w:r>
         <w:rPr>
           <w:highlight w:val="cyan"/>
         </w:rPr>
-        <w:t xml:space="preserve">Git push </w:t>
-      </w:r>
-      <w:r>
-        <w:rPr>
-          <w:highlight w:val="cyan"/>
-        </w:rPr>
-        <w:t xml:space="preserve">-u </w:t>
-      </w:r>
-      <w:r>
-        <w:rPr>
-          <w:highlight w:val="cyan"/>
-        </w:rPr>
-        <w:t xml:space="preserve">origin </w:t>
-      </w:r>
-      <w:proofErr w:type="spellStart"/>
-      <w:r>
-        <w:rPr>
-          <w:highlight w:val="cyan"/>
-        </w:rPr>
-        <w:t>localBranchName</w:t>
-      </w:r>
-      <w:proofErr w:type="spellEnd"/>
+        <w:t>origin localBranchName</w:t>
+      </w:r>
     </w:p>
     <w:p>
       <w:pPr>
@@ -1326,16 +1222,8 @@
         <w:rPr>
           <w:highlight w:val="cyan"/>
         </w:rPr>
-        <w:t xml:space="preserve">git </w:t>
-      </w:r>
-      <w:proofErr w:type="spellStart"/>
-      <w:r>
-        <w:rPr>
-          <w:highlight w:val="cyan"/>
-        </w:rPr>
-        <w:t>init</w:t>
-      </w:r>
-      <w:proofErr w:type="spellEnd"/>
+        <w:t>git init</w:t>
+      </w:r>
       <w:r>
         <w:t xml:space="preserve"> to initialise </w:t>
       </w:r>
@@ -1356,18 +1244,10 @@
         <w:t xml:space="preserve">. </w:t>
       </w:r>
       <w:r>
-        <w:t xml:space="preserve">Then it will </w:t>
-      </w:r>
-      <w:proofErr w:type="gramStart"/>
-      <w:r>
-        <w:t>create</w:t>
-      </w:r>
-      <w:r>
-        <w:t>s</w:t>
-      </w:r>
-      <w:proofErr w:type="gramEnd"/>
-      <w:r>
-        <w:t xml:space="preserve"> hidden </w:t>
+        <w:t>Then it will create</w:t>
+      </w:r>
+      <w:r>
+        <w:t xml:space="preserve">s hidden </w:t>
       </w:r>
       <w:r>
         <w:rPr>
@@ -1439,30 +1319,12 @@
           <w:bCs/>
           <w:u w:val="single"/>
         </w:rPr>
-        <w:t xml:space="preserve">Difference Between git </w:t>
-      </w:r>
-      <w:proofErr w:type="spellStart"/>
-      <w:r>
-        <w:rPr>
-          <w:b/>
-          <w:bCs/>
-          <w:u w:val="single"/>
-        </w:rPr>
-        <w:t>init</w:t>
-      </w:r>
-      <w:proofErr w:type="spellEnd"/>
-      <w:r>
-        <w:rPr>
-          <w:b/>
-          <w:bCs/>
-          <w:u w:val="single"/>
-        </w:rPr>
-        <w:t xml:space="preserve"> and git clone</w:t>
+        <w:t>Difference Between git init and git clone</w:t>
       </w:r>
     </w:p>
     <w:tbl>
       <w:tblPr>
-        <w:tblW w:w="0" w:type="auto"/>
+        <w:tblW w:w="9255" w:type="dxa"/>
         <w:tblCellSpacing w:w="15" w:type="dxa"/>
         <w:tblInd w:w="339" w:type="dxa"/>
         <w:tblBorders>
@@ -1482,17 +1344,18 @@
         <w:tblLook w:val="04A0" w:firstRow="1" w:lastRow="0" w:firstColumn="1" w:lastColumn="0" w:noHBand="0" w:noVBand="1"/>
       </w:tblPr>
       <w:tblGrid>
-        <w:gridCol w:w="1375"/>
-        <w:gridCol w:w="5996"/>
+        <w:gridCol w:w="1471"/>
+        <w:gridCol w:w="7784"/>
       </w:tblGrid>
       <w:tr>
         <w:trPr>
+          <w:trHeight w:val="220"/>
           <w:tblHeader/>
           <w:tblCellSpacing w:w="15" w:type="dxa"/>
         </w:trPr>
         <w:tc>
           <w:tcPr>
-            <w:tcW w:w="1330" w:type="dxa"/>
+            <w:tcW w:w="1426" w:type="dxa"/>
             <w:vAlign w:val="center"/>
             <w:hideMark/>
           </w:tcPr>
@@ -1521,7 +1384,7 @@
         </w:tc>
         <w:tc>
           <w:tcPr>
-            <w:tcW w:w="5951" w:type="dxa"/>
+            <w:tcW w:w="7739" w:type="dxa"/>
             <w:vAlign w:val="center"/>
             <w:hideMark/>
           </w:tcPr>
@@ -1544,28 +1407,24 @@
       </w:tr>
       <w:tr>
         <w:trPr>
+          <w:trHeight w:val="225"/>
           <w:tblCellSpacing w:w="15" w:type="dxa"/>
         </w:trPr>
         <w:tc>
           <w:tcPr>
-            <w:tcW w:w="1330" w:type="dxa"/>
+            <w:tcW w:w="1426" w:type="dxa"/>
             <w:vAlign w:val="center"/>
             <w:hideMark/>
           </w:tcPr>
           <w:p>
             <w:r>
-              <w:t xml:space="preserve">git </w:t>
+              <w:t>git init</w:t>
             </w:r>
-            <w:proofErr w:type="spellStart"/>
-            <w:r>
-              <w:t>init</w:t>
-            </w:r>
-            <w:proofErr w:type="spellEnd"/>
           </w:p>
         </w:tc>
         <w:tc>
           <w:tcPr>
-            <w:tcW w:w="5951" w:type="dxa"/>
+            <w:tcW w:w="7739" w:type="dxa"/>
             <w:vAlign w:val="center"/>
             <w:hideMark/>
           </w:tcPr>
@@ -1588,11 +1447,12 @@
       </w:tr>
       <w:tr>
         <w:trPr>
+          <w:trHeight w:val="358"/>
           <w:tblCellSpacing w:w="15" w:type="dxa"/>
         </w:trPr>
         <w:tc>
           <w:tcPr>
-            <w:tcW w:w="1330" w:type="dxa"/>
+            <w:tcW w:w="1426" w:type="dxa"/>
             <w:vAlign w:val="center"/>
             <w:hideMark/>
           </w:tcPr>
@@ -1601,18 +1461,13 @@
               <w:t>git clone</w:t>
             </w:r>
             <w:r>
-              <w:t xml:space="preserve"> </w:t>
+              <w:t xml:space="preserve"> url</w:t>
             </w:r>
-            <w:proofErr w:type="spellStart"/>
-            <w:r>
-              <w:t>url</w:t>
-            </w:r>
-            <w:proofErr w:type="spellEnd"/>
           </w:p>
         </w:tc>
         <w:tc>
           <w:tcPr>
-            <w:tcW w:w="5951" w:type="dxa"/>
+            <w:tcW w:w="7739" w:type="dxa"/>
             <w:vAlign w:val="center"/>
             <w:hideMark/>
           </w:tcPr>
@@ -1663,98 +1518,96 @@
       </w:tr>
     </w:tbl>
     <w:p>
+      <w:pPr>
+        <w:rPr>
+          <w:b/>
+          <w:bCs/>
+          <w:u w:val="single"/>
+        </w:rPr>
+      </w:pPr>
       <w:r>
         <w:t xml:space="preserve"> </w:t>
       </w:r>
-    </w:p>
-    <w:p>
-      <w:pPr>
-        <w:ind w:left="360"/>
+      <w:r>
+        <w:t xml:space="preserve">    </w:t>
+      </w:r>
+      <w:r>
         <w:rPr>
           <w:b/>
           <w:bCs/>
           <w:u w:val="single"/>
         </w:rPr>
-      </w:pPr>
+        <w:t>Steps</w:t>
+      </w:r>
       <w:r>
         <w:rPr>
           <w:b/>
           <w:bCs/>
           <w:u w:val="single"/>
         </w:rPr>
-        <w:t>Other commands:</w:t>
-      </w:r>
-    </w:p>
-    <w:p>
-      <w:pPr>
-        <w:ind w:left="360"/>
-      </w:pPr>
-      <w:r>
-        <w:rPr>
-          <w:highlight w:val="cyan"/>
-        </w:rPr>
-        <w:t>g</w:t>
-      </w:r>
-      <w:r>
-        <w:rPr>
-          <w:highlight w:val="cyan"/>
-        </w:rPr>
-        <w:t xml:space="preserve">it </w:t>
-      </w:r>
-      <w:r>
-        <w:rPr>
-          <w:highlight w:val="cyan"/>
-        </w:rPr>
-        <w:t>--</w:t>
-      </w:r>
-      <w:r>
-        <w:rPr>
-          <w:highlight w:val="cyan"/>
-        </w:rPr>
-        <w:t>log</w:t>
-      </w:r>
-      <w:r>
-        <w:t xml:space="preserve"> is used to get all </w:t>
-      </w:r>
-      <w:r>
-        <w:rPr>
-          <w:b/>
-          <w:bCs/>
-        </w:rPr>
-        <w:t>commit history</w:t>
-      </w:r>
-    </w:p>
-    <w:p>
-      <w:pPr>
-        <w:ind w:left="360"/>
-      </w:pPr>
-      <w:r>
-        <w:rPr>
-          <w:highlight w:val="cyan"/>
-        </w:rPr>
-        <w:t>git status</w:t>
-      </w:r>
-      <w:r>
-        <w:t xml:space="preserve"> – check current status of your repository. Shows new files, modified files, staged files, </w:t>
-      </w:r>
-      <w:r>
-        <w:t xml:space="preserve"> current </w:t>
-      </w:r>
-      <w:r>
-        <w:t>branch etc</w:t>
-      </w:r>
-    </w:p>
-    <w:p>
-      <w:pPr>
-        <w:ind w:left="360"/>
-      </w:pPr>
+        <w:t xml:space="preserve"> </w:t>
+      </w:r>
       <w:r>
         <w:rPr>
           <w:b/>
           <w:bCs/>
           <w:u w:val="single"/>
         </w:rPr>
-        <w:t>Steps:</w:t>
+        <w:t xml:space="preserve"> </w:t>
+      </w:r>
+      <w:r>
+        <w:rPr>
+          <w:b/>
+          <w:bCs/>
+          <w:u w:val="single"/>
+        </w:rPr>
+        <w:t>:</w:t>
+      </w:r>
+    </w:p>
+    <w:p>
+      <w:pPr>
+        <w:rPr>
+          <w:b/>
+          <w:bCs/>
+        </w:rPr>
+      </w:pPr>
+      <w:r>
+        <w:rPr>
+          <w:b/>
+          <w:bCs/>
+        </w:rPr>
+        <w:t xml:space="preserve">     </w:t>
+      </w:r>
+      <w:r>
+        <w:rPr>
+          <w:b/>
+          <w:bCs/>
+          <w:u w:val="single"/>
+        </w:rPr>
+        <w:t xml:space="preserve">Local </w:t>
+      </w:r>
+      <w:r>
+        <w:rPr>
+          <w:b/>
+          <w:bCs/>
+          <w:u w:val="single"/>
+        </w:rPr>
+        <w:sym w:font="Wingdings" w:char="F0E0"/>
+      </w:r>
+      <w:r>
+        <w:rPr>
+          <w:b/>
+          <w:bCs/>
+          <w:u w:val="single"/>
+        </w:rPr>
+        <w:t xml:space="preserve"> Remote Repo</w:t>
+      </w:r>
+      <w:r>
+        <w:rPr>
+          <w:b/>
+          <w:bCs/>
+        </w:rPr>
+        <w:t xml:space="preserve"> </w:t>
       </w:r>
     </w:p>
     <w:p>
@@ -1821,14 +1674,7 @@
           <w:b/>
           <w:bCs/>
         </w:rPr>
-        <w:t xml:space="preserve">       </w:t>
-      </w:r>
-      <w:r>
-        <w:rPr>
-          <w:b/>
-          <w:bCs/>
-        </w:rPr>
-        <w:t>3. Initialize Git</w:t>
+        <w:t xml:space="preserve">       3. Initialize Git</w:t>
       </w:r>
       <w:r>
         <w:rPr>
@@ -1838,13 +1684,8 @@
         <w:t xml:space="preserve"> : </w:t>
       </w:r>
       <w:r>
-        <w:t xml:space="preserve">git </w:t>
-      </w:r>
-      <w:proofErr w:type="spellStart"/>
-      <w:r>
-        <w:t>init</w:t>
-      </w:r>
-      <w:proofErr w:type="spellEnd"/>
+        <w:t>git init</w:t>
+      </w:r>
     </w:p>
     <w:p>
       <w:r>
@@ -1980,7 +1821,6 @@
           <w:b/>
           <w:bCs/>
         </w:rPr>
-        <w:lastRenderedPageBreak/>
         <w:t>Create branch</w:t>
       </w:r>
       <w:r>
@@ -1991,13 +1831,8 @@
         <w:t xml:space="preserve">: </w:t>
       </w:r>
       <w:r>
-        <w:t xml:space="preserve">git checkout -b </w:t>
-      </w:r>
-      <w:proofErr w:type="spellStart"/>
-      <w:r>
-        <w:t>coursematerial</w:t>
-      </w:r>
-      <w:proofErr w:type="spellEnd"/>
+        <w:t>git checkout -b coursematerial</w:t>
+      </w:r>
       <w:r>
         <w:t xml:space="preserve"> (default is master or main)</w:t>
       </w:r>
@@ -2101,6 +1936,412 @@
     </w:p>
     <w:p>
       <w:pPr>
+        <w:pStyle w:val="ListParagraph"/>
+        <w:rPr>
+          <w:b/>
+          <w:bCs/>
+        </w:rPr>
+      </w:pPr>
+    </w:p>
+    <w:p>
+      <w:pPr>
+        <w:rPr>
+          <w:b/>
+          <w:bCs/>
+        </w:rPr>
+      </w:pPr>
+      <w:r>
+        <w:rPr>
+          <w:b/>
+          <w:bCs/>
+        </w:rPr>
+        <w:t xml:space="preserve">     </w:t>
+      </w:r>
+      <w:r>
+        <w:rPr>
+          <w:b/>
+          <w:bCs/>
+          <w:u w:val="single"/>
+        </w:rPr>
+        <w:t>Remote Repo</w:t>
+      </w:r>
+      <w:r>
+        <w:rPr>
+          <w:b/>
+          <w:bCs/>
+          <w:u w:val="single"/>
+        </w:rPr>
+        <w:t xml:space="preserve"> </w:t>
+      </w:r>
+      <w:r>
+        <w:rPr>
+          <w:b/>
+          <w:bCs/>
+          <w:u w:val="single"/>
+        </w:rPr>
+        <w:sym w:font="Wingdings" w:char="F0E0"/>
+      </w:r>
+      <w:r>
+        <w:rPr>
+          <w:b/>
+          <w:bCs/>
+          <w:u w:val="single"/>
+        </w:rPr>
+        <w:t xml:space="preserve"> </w:t>
+      </w:r>
+      <w:r>
+        <w:rPr>
+          <w:b/>
+          <w:bCs/>
+          <w:u w:val="single"/>
+        </w:rPr>
+        <w:t>Local</w:t>
+      </w:r>
+      <w:r>
+        <w:rPr>
+          <w:b/>
+          <w:bCs/>
+        </w:rPr>
+        <w:t xml:space="preserve"> </w:t>
+      </w:r>
+    </w:p>
+    <w:p>
+      <w:pPr>
+        <w:pStyle w:val="ListParagraph"/>
+        <w:numPr>
+          <w:ilvl w:val="0"/>
+          <w:numId w:val="10"/>
+        </w:numPr>
+        <w:rPr>
+          <w:b/>
+          <w:bCs/>
+        </w:rPr>
+      </w:pPr>
+      <w:r>
+        <w:rPr>
+          <w:b/>
+          <w:bCs/>
+        </w:rPr>
+        <w:t xml:space="preserve">git clone : </w:t>
+      </w:r>
+      <w:r>
+        <w:t>Clone repository locally</w:t>
+      </w:r>
+    </w:p>
+    <w:p>
+      <w:pPr>
+        <w:pStyle w:val="ListParagraph"/>
+        <w:ind w:left="660"/>
+      </w:pPr>
+      <w:r>
+        <w:rPr>
+          <w:b/>
+          <w:bCs/>
+        </w:rPr>
+        <w:t xml:space="preserve"> </w:t>
+      </w:r>
+      <w:r>
+        <w:t xml:space="preserve">git clone </w:t>
+      </w:r>
+      <w:hyperlink r:id="rId7" w:history="1">
+        <w:r>
+          <w:rPr>
+            <w:rStyle w:val="Hyperlink"/>
+          </w:rPr>
+          <w:t>https://github.com/user/project.git</w:t>
+        </w:r>
+      </w:hyperlink>
+    </w:p>
+    <w:p>
+      <w:pPr>
+        <w:pStyle w:val="ListParagraph"/>
+        <w:numPr>
+          <w:ilvl w:val="0"/>
+          <w:numId w:val="10"/>
+        </w:numPr>
+      </w:pPr>
+      <w:r>
+        <w:t>Modify/add files</w:t>
+      </w:r>
+      <w:r>
+        <w:t xml:space="preserve"> </w:t>
+      </w:r>
+    </w:p>
+    <w:p>
+      <w:pPr>
+        <w:pStyle w:val="ListParagraph"/>
+        <w:numPr>
+          <w:ilvl w:val="0"/>
+          <w:numId w:val="10"/>
+        </w:numPr>
+        <w:rPr>
+          <w:b/>
+          <w:bCs/>
+        </w:rPr>
+      </w:pPr>
+      <w:r>
+        <w:rPr>
+          <w:b/>
+          <w:bCs/>
+        </w:rPr>
+        <w:t>Check changed files</w:t>
+      </w:r>
+      <w:r>
+        <w:t xml:space="preserve"> : git status</w:t>
+      </w:r>
+    </w:p>
+    <w:p>
+      <w:pPr>
+        <w:pStyle w:val="ListParagraph"/>
+        <w:numPr>
+          <w:ilvl w:val="0"/>
+          <w:numId w:val="10"/>
+        </w:numPr>
+        <w:rPr>
+          <w:b/>
+          <w:bCs/>
+        </w:rPr>
+      </w:pPr>
+      <w:r>
+        <w:rPr>
+          <w:b/>
+          <w:bCs/>
+        </w:rPr>
+        <w:t xml:space="preserve">Stage Changes: </w:t>
+      </w:r>
+      <w:r>
+        <w:t>git</w:t>
+      </w:r>
+      <w:r>
+        <w:rPr>
+          <w:b/>
+          <w:bCs/>
+        </w:rPr>
+        <w:t xml:space="preserve"> </w:t>
+      </w:r>
+      <w:r>
+        <w:t>add .</w:t>
+      </w:r>
+      <w:r>
+        <w:rPr>
+          <w:b/>
+          <w:bCs/>
+        </w:rPr>
+        <w:t xml:space="preserve"> </w:t>
+      </w:r>
+    </w:p>
+    <w:p>
+      <w:pPr>
+        <w:pStyle w:val="ListParagraph"/>
+        <w:numPr>
+          <w:ilvl w:val="0"/>
+          <w:numId w:val="10"/>
+        </w:numPr>
+        <w:rPr>
+          <w:b/>
+          <w:bCs/>
+        </w:rPr>
+      </w:pPr>
+      <w:r>
+        <w:rPr>
+          <w:b/>
+          <w:bCs/>
+        </w:rPr>
+        <w:t xml:space="preserve">Commit Changes: </w:t>
+      </w:r>
+      <w:r>
+        <w:t>git commit -m "Updated notes"</w:t>
+      </w:r>
+    </w:p>
+    <w:p>
+      <w:pPr>
+        <w:pStyle w:val="ListParagraph"/>
+        <w:numPr>
+          <w:ilvl w:val="0"/>
+          <w:numId w:val="10"/>
+        </w:numPr>
+        <w:rPr>
+          <w:b/>
+          <w:bCs/>
+        </w:rPr>
+      </w:pPr>
+      <w:r>
+        <w:rPr>
+          <w:b/>
+          <w:bCs/>
+        </w:rPr>
+        <w:t xml:space="preserve">Push changes: </w:t>
+      </w:r>
+      <w:r>
+        <w:t>git push</w:t>
+      </w:r>
+    </w:p>
+    <w:p>
+      <w:pPr>
+        <w:pStyle w:val="ListParagraph"/>
+        <w:ind w:left="660"/>
+        <w:rPr>
+          <w:b/>
+          <w:bCs/>
+          <w:color w:val="FF0000"/>
+        </w:rPr>
+      </w:pPr>
+      <w:r>
+        <w:rPr>
+          <w:b/>
+          <w:bCs/>
+          <w:color w:val="FF0000"/>
+        </w:rPr>
+        <w:t>Since clone already configured:</w:t>
+      </w:r>
+    </w:p>
+    <w:p>
+      <w:pPr>
+        <w:pStyle w:val="ListParagraph"/>
+        <w:numPr>
+          <w:ilvl w:val="0"/>
+          <w:numId w:val="11"/>
+        </w:numPr>
+        <w:rPr>
+          <w:b/>
+          <w:bCs/>
+        </w:rPr>
+      </w:pPr>
+      <w:r>
+        <w:rPr>
+          <w:b/>
+          <w:bCs/>
+        </w:rPr>
+        <w:t xml:space="preserve">remote = origin </w:t>
+      </w:r>
+    </w:p>
+    <w:p>
+      <w:pPr>
+        <w:pStyle w:val="ListParagraph"/>
+        <w:numPr>
+          <w:ilvl w:val="0"/>
+          <w:numId w:val="11"/>
+        </w:numPr>
+        <w:rPr>
+          <w:b/>
+          <w:bCs/>
+        </w:rPr>
+      </w:pPr>
+      <w:r>
+        <w:rPr>
+          <w:b/>
+          <w:bCs/>
+        </w:rPr>
+        <w:t>upstream tracking exists</w:t>
+      </w:r>
+    </w:p>
+    <w:p>
+      <w:pPr>
+        <w:pStyle w:val="ListParagraph"/>
+        <w:numPr>
+          <w:ilvl w:val="0"/>
+          <w:numId w:val="11"/>
+        </w:numPr>
+        <w:spacing w:before="100" w:beforeAutospacing="1" w:after="100" w:afterAutospacing="1" w:line="240" w:lineRule="auto"/>
+        <w:rPr>
+          <w:rFonts w:ascii="Times New Roman" w:eastAsia="Times New Roman" w:hAnsi="Times New Roman" w:cs="Times New Roman"/>
+          <w:kern w:val="0"/>
+          <w:sz w:val="24"/>
+          <w:szCs w:val="24"/>
+          <w:lang w:eastAsia="en-IN" w:bidi="te-IN"/>
+          <w14:ligatures w14:val="none"/>
+        </w:rPr>
+      </w:pPr>
+      <w:r>
+        <w:rPr>
+          <w:rFonts w:ascii="Times New Roman" w:eastAsia="Times New Roman" w:hAnsi="Times New Roman" w:cs="Times New Roman"/>
+          <w:kern w:val="0"/>
+          <w:sz w:val="24"/>
+          <w:szCs w:val="24"/>
+          <w:lang w:eastAsia="en-IN" w:bidi="te-IN"/>
+          <w14:ligatures w14:val="none"/>
+        </w:rPr>
+        <w:t>No need for:</w:t>
+      </w:r>
+    </w:p>
+    <w:p>
+      <w:pPr>
+        <w:pStyle w:val="ListParagraph"/>
+        <w:ind w:left="660"/>
+        <w:rPr>
+          <w:b/>
+          <w:bCs/>
+        </w:rPr>
+      </w:pPr>
+      <w:r>
+        <w:rPr>
+          <w:b/>
+          <w:bCs/>
+        </w:rPr>
+        <w:t xml:space="preserve"> </w:t>
+      </w:r>
+      <w:r>
+        <w:rPr>
+          <w:b/>
+          <w:bCs/>
+        </w:rPr>
+        <w:t>git remote add origin</w:t>
+      </w:r>
+      <w:r>
+        <w:rPr>
+          <w:b/>
+          <w:bCs/>
+        </w:rPr>
+        <w:t xml:space="preserve"> </w:t>
+      </w:r>
+    </w:p>
+    <w:p>
+      <w:pPr>
+        <w:pStyle w:val="ListParagraph"/>
+        <w:ind w:left="660"/>
+        <w:rPr>
+          <w:b/>
+          <w:bCs/>
+        </w:rPr>
+      </w:pPr>
+    </w:p>
+    <w:p>
+      <w:pPr>
+        <w:pStyle w:val="ListParagraph"/>
+        <w:ind w:left="660"/>
+        <w:rPr>
+          <w:b/>
+          <w:bCs/>
+          <w:color w:val="FF0000"/>
+        </w:rPr>
+      </w:pPr>
+      <w:r>
+        <w:rPr>
+          <w:b/>
+          <w:bCs/>
+          <w:color w:val="FF0000"/>
+        </w:rPr>
+        <w:t>In this workflow, no need for git init and git remote add origin</w:t>
+      </w:r>
+    </w:p>
+    <w:p>
+      <w:pPr>
+        <w:pStyle w:val="ListParagraph"/>
+        <w:rPr>
+          <w:b/>
+          <w:bCs/>
+        </w:rPr>
+      </w:pPr>
+      <w:r>
+        <w:rPr>
+          <w:b/>
+          <w:bCs/>
+        </w:rPr>
+        <w:t>Just clone, change, add, commit, push that’s it.</w:t>
+      </w:r>
+    </w:p>
+    <w:p>
+      <w:pPr>
         <w:rPr>
           <w:b/>
           <w:bCs/>
@@ -2261,47 +2502,547 @@
           <w:sz w:val="24"/>
           <w:szCs w:val="24"/>
         </w:rPr>
-        <w:t>*.</w:t>
-      </w:r>
-      <w:proofErr w:type="spellStart"/>
-      <w:r>
+        <w:t>*.tmp</w:t>
+      </w:r>
+    </w:p>
+    <w:p>
+      <w:pPr>
         <w:rPr>
           <w:sz w:val="24"/>
           <w:szCs w:val="24"/>
         </w:rPr>
-        <w:t>tmp</w:t>
-      </w:r>
-      <w:proofErr w:type="spellEnd"/>
-    </w:p>
-    <w:p>
-      <w:pPr>
+      </w:pPr>
+      <w:r>
         <w:rPr>
           <w:sz w:val="24"/>
           <w:szCs w:val="24"/>
         </w:rPr>
-      </w:pPr>
-      <w:r>
+        <w:t>Then git ignores these files for tracking and won’t show up in git status</w:t>
+      </w:r>
+    </w:p>
+    <w:p>
+      <w:pPr>
         <w:rPr>
           <w:sz w:val="24"/>
           <w:szCs w:val="24"/>
         </w:rPr>
-        <w:t>Then git ignores these files for tracking and won’t show up in git status</w:t>
-      </w:r>
-    </w:p>
-    <w:p>
-      <w:pPr>
+      </w:pPr>
+      <w:r>
         <w:rPr>
           <w:sz w:val="24"/>
           <w:szCs w:val="24"/>
         </w:rPr>
-      </w:pPr>
-      <w:r>
+        <w:t xml:space="preserve">Commit .gitignore </w:t>
+      </w:r>
+    </w:p>
+    <w:p>
+      <w:pPr>
         <w:rPr>
           <w:sz w:val="24"/>
           <w:szCs w:val="24"/>
         </w:rPr>
-        <w:t xml:space="preserve">Commit .gitignore </w:t>
-      </w:r>
+      </w:pPr>
+      <w:r>
+        <w:rPr>
+          <w:b/>
+          <w:bCs/>
+          <w:u w:val="single"/>
+        </w:rPr>
+        <w:t>Other commands:</w:t>
+      </w:r>
+    </w:p>
+    <w:p>
+      <w:r>
+        <w:rPr>
+          <w:highlight w:val="cyan"/>
+        </w:rPr>
+        <w:t>g</w:t>
+      </w:r>
+      <w:r>
+        <w:rPr>
+          <w:highlight w:val="cyan"/>
+        </w:rPr>
+        <w:t xml:space="preserve">it </w:t>
+      </w:r>
+      <w:r>
+        <w:rPr>
+          <w:highlight w:val="cyan"/>
+        </w:rPr>
+        <w:t>--</w:t>
+      </w:r>
+      <w:r>
+        <w:rPr>
+          <w:highlight w:val="cyan"/>
+        </w:rPr>
+        <w:t>log</w:t>
+      </w:r>
+      <w:r>
+        <w:t xml:space="preserve"> is used to get all </w:t>
+      </w:r>
+      <w:r>
+        <w:rPr>
+          <w:b/>
+          <w:bCs/>
+        </w:rPr>
+        <w:t>commit history</w:t>
+      </w:r>
+    </w:p>
+    <w:p>
+      <w:r>
+        <w:rPr>
+          <w:highlight w:val="cyan"/>
+        </w:rPr>
+        <w:t>git status</w:t>
+      </w:r>
+      <w:r>
+        <w:t xml:space="preserve"> – check current status of your repository. Shows new files, modified files, staged files,  current branch etc</w:t>
+      </w:r>
+    </w:p>
+    <w:p>
+      <w:r>
+        <w:rPr>
+          <w:highlight w:val="cyan"/>
+        </w:rPr>
+        <w:t>git branch</w:t>
+      </w:r>
+      <w:r>
+        <w:t xml:space="preserve"> – lists all branches and highlight current branch with *</w:t>
+      </w:r>
+    </w:p>
+    <w:p>
+      <w:r>
+        <w:rPr>
+          <w:highlight w:val="cyan"/>
+        </w:rPr>
+        <w:t xml:space="preserve">git branch -m </w:t>
+      </w:r>
+      <w:r>
+        <w:rPr>
+          <w:highlight w:val="cyan"/>
+        </w:rPr>
+        <w:t>newname</w:t>
+      </w:r>
+      <w:r>
+        <w:t xml:space="preserve"> --- Rename current branch</w:t>
+      </w:r>
+    </w:p>
+    <w:p>
+      <w:r>
+        <w:rPr>
+          <w:highlight w:val="cyan"/>
+        </w:rPr>
+        <w:t>git remote add origin &lt;Link&gt;</w:t>
+      </w:r>
+      <w:r>
+        <w:t xml:space="preserve"> -- Just creates a mapping like current branch is mapped to remote repo link and is aliased as origin.</w:t>
+      </w:r>
+    </w:p>
+    <w:p>
+      <w:r>
+        <w:rPr>
+          <w:highlight w:val="cyan"/>
+        </w:rPr>
+        <w:t>git remote -v</w:t>
+      </w:r>
+      <w:r>
+        <w:t xml:space="preserve"> – Shows which remote repo is mapped to current branch. Used to verify remote repo .</w:t>
+      </w:r>
+    </w:p>
+    <w:p>
+      <w:pPr>
+        <w:rPr>
+          <w:b/>
+          <w:bCs/>
+          <w:u w:val="single"/>
+        </w:rPr>
+      </w:pPr>
+      <w:r>
+        <w:rPr>
+          <w:b/>
+          <w:bCs/>
+          <w:u w:val="single"/>
+        </w:rPr>
+        <w:t>U</w:t>
+      </w:r>
+      <w:r>
+        <w:rPr>
+          <w:b/>
+          <w:bCs/>
+          <w:u w:val="single"/>
+        </w:rPr>
+        <w:t xml:space="preserve">ndoing </w:t>
+      </w:r>
+      <w:r>
+        <w:rPr>
+          <w:b/>
+          <w:bCs/>
+          <w:u w:val="single"/>
+        </w:rPr>
+        <w:t>C</w:t>
+      </w:r>
+      <w:r>
+        <w:rPr>
+          <w:b/>
+          <w:bCs/>
+          <w:u w:val="single"/>
+        </w:rPr>
+        <w:t>ommands</w:t>
+      </w:r>
+    </w:p>
+    <w:p>
+      <w:r>
+        <w:rPr>
+          <w:highlight w:val="cyan"/>
+        </w:rPr>
+        <w:lastRenderedPageBreak/>
+        <w:t>g</w:t>
+      </w:r>
+      <w:r>
+        <w:rPr>
+          <w:highlight w:val="cyan"/>
+        </w:rPr>
+        <w:t>it reset filename:</w:t>
+      </w:r>
+      <w:r>
+        <w:t xml:space="preserve"> </w:t>
+      </w:r>
+      <w:r>
+        <w:t>remove the file from staging area (</w:t>
+      </w:r>
+      <w:r>
+        <w:rPr>
+          <w:b/>
+          <w:bCs/>
+        </w:rPr>
+        <w:t>undo git add</w:t>
+      </w:r>
+      <w:r>
+        <w:t>)</w:t>
+      </w:r>
+      <w:r>
+        <w:t>. File and changes still exist in working dir.</w:t>
+      </w:r>
+    </w:p>
+    <w:p>
+      <w:r>
+        <w:rPr>
+          <w:highlight w:val="cyan"/>
+        </w:rPr>
+        <w:t>git reset HEAD~1</w:t>
+      </w:r>
+      <w:r>
+        <w:t xml:space="preserve">: </w:t>
+      </w:r>
+      <w:r>
+        <w:t>move current branch back by 1 commit.</w:t>
+      </w:r>
+    </w:p>
+    <w:p>
+      <w:pPr>
+        <w:rPr>
+          <w:b/>
+          <w:bCs/>
+        </w:rPr>
+      </w:pPr>
+      <w:r>
+        <w:rPr>
+          <w:b/>
+          <w:bCs/>
+        </w:rPr>
+        <w:t>HEAD</w:t>
+      </w:r>
+    </w:p>
+    <w:p>
+      <w:r>
+        <w:t>= current/latest commit pointer</w:t>
+      </w:r>
+    </w:p>
+    <w:p>
+      <w:pPr>
+        <w:rPr>
+          <w:b/>
+          <w:bCs/>
+        </w:rPr>
+      </w:pPr>
+      <w:r>
+        <w:rPr>
+          <w:b/>
+          <w:bCs/>
+        </w:rPr>
+        <w:t>~1</w:t>
+      </w:r>
+    </w:p>
+    <w:p>
+      <w:r>
+        <w:t>= one commit before current commit</w:t>
+      </w:r>
+    </w:p>
+    <w:p>
+      <w:r>
+        <w:t>So:</w:t>
+      </w:r>
+    </w:p>
+    <w:p>
+      <w:r>
+        <w:t>HEAD~1</w:t>
+      </w:r>
+    </w:p>
+    <w:p>
+      <w:r>
+        <w:t>means:</w:t>
+      </w:r>
+    </w:p>
+    <w:p>
+      <w:r>
+        <w:t>previous commit.</w:t>
+      </w:r>
+    </w:p>
+    <w:p/>
+    <w:p>
+      <w:r>
+        <w:t>Commit3 ← HEAD</w:t>
+      </w:r>
+      <w:r>
+        <w:br/>
+        <w:t>Commit2</w:t>
+      </w:r>
+      <w:r>
+        <w:br/>
+        <w:t>Commit1</w:t>
+      </w:r>
+    </w:p>
+    <w:p>
+      <w:r>
+        <w:t>Above command results in or history becomes</w:t>
+      </w:r>
+    </w:p>
+    <w:p>
+      <w:r>
+        <w:t>Commit2 ← HEAD</w:t>
+      </w:r>
+      <w:r>
+        <w:br/>
+        <w:t>Commit1</w:t>
+      </w:r>
+    </w:p>
+    <w:p>
+      <w:r>
+        <w:t>Commit3 is removed from branch history.</w:t>
+      </w:r>
+    </w:p>
+    <w:p>
+      <w:r>
+        <w:t>Same, File &amp; Changes remain in working dir.</w:t>
+      </w:r>
+      <w:r>
+        <w:t xml:space="preserve"> </w:t>
+      </w:r>
+      <w:r>
+        <w:t>File</w:t>
+      </w:r>
+      <w:r>
+        <w:t>s</w:t>
+      </w:r>
+      <w:r>
+        <w:t xml:space="preserve"> </w:t>
+      </w:r>
+      <w:r>
+        <w:t xml:space="preserve">become </w:t>
+      </w:r>
+      <w:r>
+        <w:t>unstag</w:t>
+      </w:r>
+      <w:r>
+        <w:t>e</w:t>
+      </w:r>
+      <w:r>
+        <w:t>d</w:t>
+      </w:r>
+      <w:r>
+        <w:t>.</w:t>
+      </w:r>
+    </w:p>
+    <w:p>
+      <w:r>
+        <w:rPr>
+          <w:highlight w:val="cyan"/>
+        </w:rPr>
+        <w:t>git reset --hard HEAD~1</w:t>
+      </w:r>
+      <w:r>
+        <w:t xml:space="preserve">: removes commit and </w:t>
+      </w:r>
+      <w:r>
+        <w:t>changes</w:t>
+      </w:r>
+      <w:r>
+        <w:t xml:space="preserve"> permanently locally</w:t>
+      </w:r>
+      <w:r>
+        <w:t xml:space="preserve"> . 1,2..n our wish</w:t>
+      </w:r>
+    </w:p>
+    <w:p>
+      <w:pPr>
+        <w:rPr>
+          <w:b/>
+          <w:bCs/>
+          <w:u w:val="single"/>
+        </w:rPr>
+      </w:pPr>
+      <w:r>
+        <w:rPr>
+          <w:b/>
+          <w:bCs/>
+          <w:u w:val="single"/>
+        </w:rPr>
+        <w:t>What if push to github repo is also done:</w:t>
+      </w:r>
+    </w:p>
+    <w:p>
+      <w:r>
+        <w:t>Then local point to commit2 and github still has commit3. Both histories differ. Then normal push fails. Then developers try git push –force and rewrites remote history which can affect many teammates. Its dangerous to reset after push.</w:t>
+      </w:r>
+    </w:p>
+    <w:p>
+      <w:r>
+        <w:t>That’s when we use something called revert.</w:t>
+      </w:r>
+    </w:p>
+    <w:p>
+      <w:pPr>
+        <w:rPr>
+          <w:b/>
+          <w:bCs/>
+        </w:rPr>
+      </w:pPr>
+      <w:r>
+        <w:rPr>
+          <w:b/>
+          <w:bCs/>
+          <w:highlight w:val="cyan"/>
+        </w:rPr>
+        <w:t>git revert</w:t>
+      </w:r>
+      <w:r>
+        <w:rPr>
+          <w:b/>
+          <w:bCs/>
+          <w:highlight w:val="cyan"/>
+        </w:rPr>
+        <w:t xml:space="preserve"> </w:t>
+      </w:r>
+      <w:r>
+        <w:rPr>
+          <w:b/>
+          <w:bCs/>
+          <w:highlight w:val="cyan"/>
+        </w:rPr>
+        <w:t>HEAD</w:t>
+      </w:r>
+      <w:r>
+        <w:rPr>
+          <w:b/>
+          <w:bCs/>
+          <w:highlight w:val="cyan"/>
+        </w:rPr>
+        <w:t>/&lt;commit-id&gt;</w:t>
+      </w:r>
+    </w:p>
+    <w:p>
+      <w:r>
+        <w:t>git revert is the safer way to undo a commit in Git, especially after push.</w:t>
+      </w:r>
+    </w:p>
+    <w:p>
+      <w:r>
+        <w:t>Instead of deleting commit history, it creates a NEW commit that reverses earlier changes.</w:t>
+      </w:r>
+      <w:r>
+        <w:t>So histories are same and teammates won</w:t>
+      </w:r>
+      <w:r>
+        <w:t>’</w:t>
+      </w:r>
+      <w:r>
+        <w:t>t get affected.</w:t>
+      </w:r>
+    </w:p>
+    <w:p>
+      <w:r>
+        <w:t>Commit3</w:t>
+      </w:r>
+      <w:r>
+        <w:t xml:space="preserve"> </w:t>
+      </w:r>
+      <w:r>
+        <w:t xml:space="preserve"> = </w:t>
+      </w:r>
+      <w:r>
+        <w:sym w:font="Wingdings" w:char="F0DF"/>
+      </w:r>
+      <w:r>
+        <w:t>HEAD</w:t>
+      </w:r>
+      <w:r>
+        <w:br/>
+        <w:t>Commit2</w:t>
+      </w:r>
+      <w:r>
+        <w:br/>
+        <w:t>Commit1</w:t>
+      </w:r>
+    </w:p>
+    <w:p>
+      <w:r>
+        <w:t>git revert HEAD</w:t>
+      </w:r>
+    </w:p>
+    <w:p>
+      <w:r>
+        <w:lastRenderedPageBreak/>
+        <w:t>Git creates a new commit like:</w:t>
+      </w:r>
+    </w:p>
+    <w:p>
+      <w:r>
+        <w:t>Commit4 = "Undo Commit3"</w:t>
+      </w:r>
+      <w:r>
+        <w:t xml:space="preserve"> </w:t>
+      </w:r>
+      <w:r>
+        <w:t xml:space="preserve">   </w:t>
+      </w:r>
+      <w:r>
+        <w:sym w:font="Wingdings" w:char="F0DF"/>
+      </w:r>
+      <w:r>
+        <w:t>HEAD</w:t>
+      </w:r>
+      <w:r>
+        <w:br/>
+      </w:r>
+      <w:r>
+        <w:t>Commit3</w:t>
+      </w:r>
+      <w:r>
+        <w:br/>
+        <w:t>Commit2</w:t>
+      </w:r>
+      <w:r>
+        <w:br/>
+        <w:t>Commit1</w:t>
+      </w:r>
+    </w:p>
+    <w:p/>
+    <w:p>
+      <w:pPr>
+        <w:rPr>
+          <w:b/>
+          <w:bCs/>
+        </w:rPr>
+      </w:pPr>
     </w:p>
     <w:p>
       <w:pPr>
@@ -2324,6 +3065,155 @@
 <file path=word/numbering.xml><?xml version="1.0" encoding="utf-8"?>
 <w:numbering xmlns:wpc="http://schemas.microsoft.com/office/word/2010/wordprocessingCanvas" xmlns:cx="http://schemas.microsoft.com/office/drawing/2014/chartex" xmlns:cx1="http://schemas.microsoft.com/office/drawing/2015/9/8/chartex" xmlns:cx2="http://schemas.microsoft.com/office/drawing/2015/10/21/chartex" xmlns:cx3="http://schemas.microsoft.com/office/drawing/2016/5/9/chartex" xmlns:cx4="http://schemas.microsoft.com/office/drawing/2016/5/10/chartex" xmlns:cx5="http://schemas.microsoft.com/office/drawing/2016/5/11/chartex" xmlns:cx6="http://schemas.microsoft.com/office/drawing/2016/5/12/chartex" xmlns:cx7="http://schemas.microsoft.com/office/drawing/2016/5/13/chartex" xmlns:cx8="http://schemas.microsoft.com/office/drawing/2016/5/14/chartex" xmlns:mc="http://schemas.openxmlformats.org/markup-compatibility/2006" xmlns:aink="http://schemas.microsoft.com/office/drawing/2016/ink" xmlns:am3d="http://schemas.microsoft.com/office/drawing/2017/model3d" xmlns:o="urn:schemas-microsoft-com:office:office" xmlns:oel="http://schemas.microsoft.com/office/2019/extlst" xmlns:r="http://schemas.openxmlformats.org/officeDocument/2006/relationships" xmlns:m="http://schemas.openxmlformats.org/officeDocument/2006/math" xmlns:v="urn:schemas-microsoft-com:vml" xmlns:wp14="http://schemas.microsoft.com/office/word/2010/wordprocessingDrawing" xmlns:wp="http://schemas.openxmlformats.org/drawingml/2006/wordprocessingDrawing" xmlns:w10="urn:schemas-microsoft-com:office:word" xmlns:w="http://schemas.openxmlformats.org/wordprocessingml/2006/main" xmlns:w14="http://schemas.microsoft.com/office/word/2010/wordml" xmlns:w15="http://schemas.microsoft.com/office/word/2012/wordml" xmlns:w16cex="http://schemas.microsoft.com/office/word/2018/wordml/cex" xmlns:w16cid="http://schemas.microsoft.com/office/word/2016/wordml/cid" xmlns:w16="http://schemas.microsoft.com/office/word/2018/wordml" xmlns:w16du="http://schemas.microsoft.com/office/word/2023/wordml/word16du" xmlns:w16sdtdh="http://schemas.microsoft.com/office/word/2020/wordml/sdtdatahash" xmlns:w16sdtfl="http://schemas.microsoft.com/office/word/2024/wordml/sdtformatlock" xmlns:w16se="http://schemas.microsoft.com/office/word/2015/wordml/symex" xmlns:wpg="http://schemas.microsoft.com/office/word/2010/wordprocessingGroup" xmlns:wpi="http://schemas.microsoft.com/office/word/2010/wordprocessingInk" xmlns:wne="http://schemas.microsoft.com/office/word/2006/wordml" xmlns:wps="http://schemas.microsoft.com/office/word/2010/wordprocessingShape" mc:Ignorable="w14 w15 w16se w16cid w16 w16cex w16sdtdh w16sdtfl w16du wp14">
   <w:abstractNum w:abstractNumId="0" w15:restartNumberingAfterBreak="0">
+    <w:nsid w:val="0F415D8C"/>
+    <w:multiLevelType w:val="multilevel"/>
+    <w:tmpl w:val="0B9229E0"/>
+    <w:lvl w:ilvl="0">
+      <w:start w:val="1"/>
+      <w:numFmt w:val="bullet"/>
+      <w:lvlText w:val=""/>
+      <w:lvlJc w:val="left"/>
+      <w:pPr>
+        <w:tabs>
+          <w:tab w:val="num" w:pos="720"/>
+        </w:tabs>
+        <w:ind w:left="720" w:hanging="360"/>
+      </w:pPr>
+      <w:rPr>
+        <w:rFonts w:ascii="Symbol" w:hAnsi="Symbol" w:hint="default"/>
+        <w:sz w:val="20"/>
+      </w:rPr>
+    </w:lvl>
+    <w:lvl w:ilvl="1" w:tentative="1">
+      <w:start w:val="1"/>
+      <w:numFmt w:val="bullet"/>
+      <w:lvlText w:val="o"/>
+      <w:lvlJc w:val="left"/>
+      <w:pPr>
+        <w:tabs>
+          <w:tab w:val="num" w:pos="1440"/>
+        </w:tabs>
+        <w:ind w:left="1440" w:hanging="360"/>
+      </w:pPr>
+      <w:rPr>
+        <w:rFonts w:ascii="Courier New" w:hAnsi="Courier New" w:hint="default"/>
+        <w:sz w:val="20"/>
+      </w:rPr>
+    </w:lvl>
+    <w:lvl w:ilvl="2" w:tentative="1">
+      <w:start w:val="1"/>
+      <w:numFmt w:val="bullet"/>
+      <w:lvlText w:val=""/>
+      <w:lvlJc w:val="left"/>
+      <w:pPr>
+        <w:tabs>
+          <w:tab w:val="num" w:pos="2160"/>
+        </w:tabs>
+        <w:ind w:left="2160" w:hanging="360"/>
+      </w:pPr>
+      <w:rPr>
+        <w:rFonts w:ascii="Wingdings" w:hAnsi="Wingdings" w:hint="default"/>
+        <w:sz w:val="20"/>
+      </w:rPr>
+    </w:lvl>
+    <w:lvl w:ilvl="3" w:tentative="1">
+      <w:start w:val="1"/>
+      <w:numFmt w:val="bullet"/>
+      <w:lvlText w:val=""/>
+      <w:lvlJc w:val="left"/>
+      <w:pPr>
+        <w:tabs>
+          <w:tab w:val="num" w:pos="2880"/>
+        </w:tabs>
+        <w:ind w:left="2880" w:hanging="360"/>
+      </w:pPr>
+      <w:rPr>
+        <w:rFonts w:ascii="Wingdings" w:hAnsi="Wingdings" w:hint="default"/>
+        <w:sz w:val="20"/>
+      </w:rPr>
+    </w:lvl>
+    <w:lvl w:ilvl="4" w:tentative="1">
+      <w:start w:val="1"/>
+      <w:numFmt w:val="bullet"/>
+      <w:lvlText w:val=""/>
+      <w:lvlJc w:val="left"/>
+      <w:pPr>
+        <w:tabs>
+          <w:tab w:val="num" w:pos="3600"/>
+        </w:tabs>
+        <w:ind w:left="3600" w:hanging="360"/>
+      </w:pPr>
+      <w:rPr>
+        <w:rFonts w:ascii="Wingdings" w:hAnsi="Wingdings" w:hint="default"/>
+        <w:sz w:val="20"/>
+      </w:rPr>
+    </w:lvl>
+    <w:lvl w:ilvl="5" w:tentative="1">
+      <w:start w:val="1"/>
+      <w:numFmt w:val="bullet"/>
+      <w:lvlText w:val=""/>
+      <w:lvlJc w:val="left"/>
+      <w:pPr>
+        <w:tabs>
+          <w:tab w:val="num" w:pos="4320"/>
+        </w:tabs>
+        <w:ind w:left="4320" w:hanging="360"/>
+      </w:pPr>
+      <w:rPr>
+        <w:rFonts w:ascii="Wingdings" w:hAnsi="Wingdings" w:hint="default"/>
+        <w:sz w:val="20"/>
+      </w:rPr>
+    </w:lvl>
+    <w:lvl w:ilvl="6" w:tentative="1">
+      <w:start w:val="1"/>
+      <w:numFmt w:val="bullet"/>
+      <w:lvlText w:val=""/>
+      <w:lvlJc w:val="left"/>
+      <w:pPr>
+        <w:tabs>
+          <w:tab w:val="num" w:pos="5040"/>
+        </w:tabs>
+        <w:ind w:left="5040" w:hanging="360"/>
+      </w:pPr>
+      <w:rPr>
+        <w:rFonts w:ascii="Wingdings" w:hAnsi="Wingdings" w:hint="default"/>
+        <w:sz w:val="20"/>
+      </w:rPr>
+    </w:lvl>
+    <w:lvl w:ilvl="7" w:tentative="1">
+      <w:start w:val="1"/>
+      <w:numFmt w:val="bullet"/>
+      <w:lvlText w:val=""/>
+      <w:lvlJc w:val="left"/>
+      <w:pPr>
+        <w:tabs>
+          <w:tab w:val="num" w:pos="5760"/>
+        </w:tabs>
+        <w:ind w:left="5760" w:hanging="360"/>
+      </w:pPr>
+      <w:rPr>
+        <w:rFonts w:ascii="Wingdings" w:hAnsi="Wingdings" w:hint="default"/>
+        <w:sz w:val="20"/>
+      </w:rPr>
+    </w:lvl>
+    <w:lvl w:ilvl="8" w:tentative="1">
+      <w:start w:val="1"/>
+      <w:numFmt w:val="bullet"/>
+      <w:lvlText w:val=""/>
+      <w:lvlJc w:val="left"/>
+      <w:pPr>
+        <w:tabs>
+          <w:tab w:val="num" w:pos="6480"/>
+        </w:tabs>
+        <w:ind w:left="6480" w:hanging="360"/>
+      </w:pPr>
+      <w:rPr>
+        <w:rFonts w:ascii="Wingdings" w:hAnsi="Wingdings" w:hint="default"/>
+        <w:sz w:val="20"/>
+      </w:rPr>
+    </w:lvl>
+  </w:abstractNum>
+  <w:abstractNum w:abstractNumId="1" w15:restartNumberingAfterBreak="0">
     <w:nsid w:val="1E224114"/>
     <w:multiLevelType w:val="hybridMultilevel"/>
     <w:tmpl w:val="AFA82B66"/>
@@ -2436,7 +3326,7 @@
       </w:rPr>
     </w:lvl>
   </w:abstractNum>
-  <w:abstractNum w:abstractNumId="1" w15:restartNumberingAfterBreak="0">
+  <w:abstractNum w:abstractNumId="2" w15:restartNumberingAfterBreak="0">
     <w:nsid w:val="1EF553B6"/>
     <w:multiLevelType w:val="hybridMultilevel"/>
     <w:tmpl w:val="178A7114"/>
@@ -2527,7 +3417,7 @@
       </w:pPr>
     </w:lvl>
   </w:abstractNum>
-  <w:abstractNum w:abstractNumId="2" w15:restartNumberingAfterBreak="0">
+  <w:abstractNum w:abstractNumId="3" w15:restartNumberingAfterBreak="0">
     <w:nsid w:val="2AA12DE2"/>
     <w:multiLevelType w:val="multilevel"/>
     <w:tmpl w:val="DC5E7FDE"/>
@@ -2676,7 +3566,7 @@
       </w:rPr>
     </w:lvl>
   </w:abstractNum>
-  <w:abstractNum w:abstractNumId="3" w15:restartNumberingAfterBreak="0">
+  <w:abstractNum w:abstractNumId="4" w15:restartNumberingAfterBreak="0">
     <w:nsid w:val="408167B0"/>
     <w:multiLevelType w:val="multilevel"/>
     <w:tmpl w:val="15908DA8"/>
@@ -2825,7 +3715,7 @@
       </w:rPr>
     </w:lvl>
   </w:abstractNum>
-  <w:abstractNum w:abstractNumId="4" w15:restartNumberingAfterBreak="0">
+  <w:abstractNum w:abstractNumId="5" w15:restartNumberingAfterBreak="0">
     <w:nsid w:val="4B74617A"/>
     <w:multiLevelType w:val="hybridMultilevel"/>
     <w:tmpl w:val="7CCAF1DC"/>
@@ -2911,7 +3801,7 @@
       </w:pPr>
     </w:lvl>
   </w:abstractNum>
-  <w:abstractNum w:abstractNumId="5" w15:restartNumberingAfterBreak="0">
+  <w:abstractNum w:abstractNumId="6" w15:restartNumberingAfterBreak="0">
     <w:nsid w:val="4FCF7828"/>
     <w:multiLevelType w:val="multilevel"/>
     <w:tmpl w:val="B30AFA12"/>
@@ -3060,7 +3950,7 @@
       </w:rPr>
     </w:lvl>
   </w:abstractNum>
-  <w:abstractNum w:abstractNumId="6" w15:restartNumberingAfterBreak="0">
+  <w:abstractNum w:abstractNumId="7" w15:restartNumberingAfterBreak="0">
     <w:nsid w:val="59347008"/>
     <w:multiLevelType w:val="hybridMultilevel"/>
     <w:tmpl w:val="5F18B686"/>
@@ -3149,7 +4039,7 @@
       </w:pPr>
     </w:lvl>
   </w:abstractNum>
-  <w:abstractNum w:abstractNumId="7" w15:restartNumberingAfterBreak="0">
+  <w:abstractNum w:abstractNumId="8" w15:restartNumberingAfterBreak="0">
     <w:nsid w:val="6F846BB3"/>
     <w:multiLevelType w:val="hybridMultilevel"/>
     <w:tmpl w:val="1BF6020A"/>
@@ -3235,7 +4125,7 @@
       </w:pPr>
     </w:lvl>
   </w:abstractNum>
-  <w:abstractNum w:abstractNumId="8" w15:restartNumberingAfterBreak="0">
+  <w:abstractNum w:abstractNumId="9" w15:restartNumberingAfterBreak="0">
     <w:nsid w:val="77FE136B"/>
     <w:multiLevelType w:val="hybridMultilevel"/>
     <w:tmpl w:val="BE36A34E"/>
@@ -3324,32 +4214,127 @@
       </w:pPr>
     </w:lvl>
   </w:abstractNum>
+  <w:abstractNum w:abstractNumId="10" w15:restartNumberingAfterBreak="0">
+    <w:nsid w:val="79770AB2"/>
+    <w:multiLevelType w:val="hybridMultilevel"/>
+    <w:tmpl w:val="6A20BE1C"/>
+    <w:lvl w:ilvl="0" w:tplc="5F665F6E">
+      <w:start w:val="1"/>
+      <w:numFmt w:val="decimal"/>
+      <w:lvlText w:val="%1."/>
+      <w:lvlJc w:val="left"/>
+      <w:pPr>
+        <w:ind w:left="660" w:hanging="360"/>
+      </w:pPr>
+      <w:rPr>
+        <w:rFonts w:hint="default"/>
+      </w:rPr>
+    </w:lvl>
+    <w:lvl w:ilvl="1" w:tplc="40090019" w:tentative="1">
+      <w:start w:val="1"/>
+      <w:numFmt w:val="lowerLetter"/>
+      <w:lvlText w:val="%2."/>
+      <w:lvlJc w:val="left"/>
+      <w:pPr>
+        <w:ind w:left="1380" w:hanging="360"/>
+      </w:pPr>
+    </w:lvl>
+    <w:lvl w:ilvl="2" w:tplc="4009001B" w:tentative="1">
+      <w:start w:val="1"/>
+      <w:numFmt w:val="lowerRoman"/>
+      <w:lvlText w:val="%3."/>
+      <w:lvlJc w:val="right"/>
+      <w:pPr>
+        <w:ind w:left="2100" w:hanging="180"/>
+      </w:pPr>
+    </w:lvl>
+    <w:lvl w:ilvl="3" w:tplc="4009000F" w:tentative="1">
+      <w:start w:val="1"/>
+      <w:numFmt w:val="decimal"/>
+      <w:lvlText w:val="%4."/>
+      <w:lvlJc w:val="left"/>
+      <w:pPr>
+        <w:ind w:left="2820" w:hanging="360"/>
+      </w:pPr>
+    </w:lvl>
+    <w:lvl w:ilvl="4" w:tplc="40090019" w:tentative="1">
+      <w:start w:val="1"/>
+      <w:numFmt w:val="lowerLetter"/>
+      <w:lvlText w:val="%5."/>
+      <w:lvlJc w:val="left"/>
+      <w:pPr>
+        <w:ind w:left="3540" w:hanging="360"/>
+      </w:pPr>
+    </w:lvl>
+    <w:lvl w:ilvl="5" w:tplc="4009001B" w:tentative="1">
+      <w:start w:val="1"/>
+      <w:numFmt w:val="lowerRoman"/>
+      <w:lvlText w:val="%6."/>
+      <w:lvlJc w:val="right"/>
+      <w:pPr>
+        <w:ind w:left="4260" w:hanging="180"/>
+      </w:pPr>
+    </w:lvl>
+    <w:lvl w:ilvl="6" w:tplc="4009000F" w:tentative="1">
+      <w:start w:val="1"/>
+      <w:numFmt w:val="decimal"/>
+      <w:lvlText w:val="%7."/>
+      <w:lvlJc w:val="left"/>
+      <w:pPr>
+        <w:ind w:left="4980" w:hanging="360"/>
+      </w:pPr>
+    </w:lvl>
+    <w:lvl w:ilvl="7" w:tplc="40090019" w:tentative="1">
+      <w:start w:val="1"/>
+      <w:numFmt w:val="lowerLetter"/>
+      <w:lvlText w:val="%8."/>
+      <w:lvlJc w:val="left"/>
+      <w:pPr>
+        <w:ind w:left="5700" w:hanging="360"/>
+      </w:pPr>
+    </w:lvl>
+    <w:lvl w:ilvl="8" w:tplc="4009001B" w:tentative="1">
+      <w:start w:val="1"/>
+      <w:numFmt w:val="lowerRoman"/>
+      <w:lvlText w:val="%9."/>
+      <w:lvlJc w:val="right"/>
+      <w:pPr>
+        <w:ind w:left="6420" w:hanging="180"/>
+      </w:pPr>
+    </w:lvl>
+  </w:abstractNum>
   <w:num w:numId="1" w16cid:durableId="1674993921">
+    <w:abstractNumId w:val="4"/>
+  </w:num>
+  <w:num w:numId="2" w16cid:durableId="1487740393">
+    <w:abstractNumId w:val="7"/>
+  </w:num>
+  <w:num w:numId="3" w16cid:durableId="66728811">
     <w:abstractNumId w:val="3"/>
   </w:num>
-  <w:num w:numId="2" w16cid:durableId="1487740393">
+  <w:num w:numId="4" w16cid:durableId="1899319696">
+    <w:abstractNumId w:val="1"/>
+  </w:num>
+  <w:num w:numId="5" w16cid:durableId="243498299">
     <w:abstractNumId w:val="6"/>
   </w:num>
-  <w:num w:numId="3" w16cid:durableId="66728811">
+  <w:num w:numId="6" w16cid:durableId="934481322">
+    <w:abstractNumId w:val="9"/>
+  </w:num>
+  <w:num w:numId="7" w16cid:durableId="369259466">
+    <w:abstractNumId w:val="5"/>
+  </w:num>
+  <w:num w:numId="8" w16cid:durableId="992754457">
+    <w:abstractNumId w:val="8"/>
+  </w:num>
+  <w:num w:numId="9" w16cid:durableId="1039204814">
     <w:abstractNumId w:val="2"/>
   </w:num>
-  <w:num w:numId="4" w16cid:durableId="1899319696">
+  <w:num w:numId="10" w16cid:durableId="321586183">
+    <w:abstractNumId w:val="10"/>
+  </w:num>
+  <w:num w:numId="11" w16cid:durableId="1889875779">
     <w:abstractNumId w:val="0"/>
-  </w:num>
-  <w:num w:numId="5" w16cid:durableId="243498299">
-    <w:abstractNumId w:val="5"/>
-  </w:num>
-  <w:num w:numId="6" w16cid:durableId="934481322">
-    <w:abstractNumId w:val="8"/>
-  </w:num>
-  <w:num w:numId="7" w16cid:durableId="369259466">
-    <w:abstractNumId w:val="4"/>
-  </w:num>
-  <w:num w:numId="8" w16cid:durableId="992754457">
-    <w:abstractNumId w:val="7"/>
-  </w:num>
-  <w:num w:numId="9" w16cid:durableId="1039204814">
-    <w:abstractNumId w:val="1"/>
   </w:num>
 </w:numbering>
 </file>

--- a/GIT/GIT.docx
+++ b/GIT/GIT.docx
@@ -3005,6 +3005,11 @@
       </w:r>
     </w:p>
     <w:p>
+      <w:pPr>
+        <w:pBdr>
+          <w:bottom w:val="single" w:sz="12" w:space="1" w:color="auto"/>
+        </w:pBdr>
+      </w:pPr>
       <w:r>
         <w:t>Commit4 = "Undo Commit3"</w:t>
       </w:r>
@@ -3035,6 +3040,191 @@
         <w:t>Commit1</w:t>
       </w:r>
     </w:p>
+    <w:p>
+      <w:pPr>
+        <w:rPr>
+          <w:b/>
+          <w:bCs/>
+          <w:sz w:val="24"/>
+          <w:szCs w:val="24"/>
+          <w:u w:val="single"/>
+        </w:rPr>
+      </w:pPr>
+      <w:r>
+        <w:rPr>
+          <w:b/>
+          <w:bCs/>
+          <w:sz w:val="24"/>
+          <w:szCs w:val="24"/>
+          <w:u w:val="single"/>
+        </w:rPr>
+        <w:t>H</w:t>
+      </w:r>
+      <w:r>
+        <w:rPr>
+          <w:b/>
+          <w:bCs/>
+          <w:sz w:val="24"/>
+          <w:szCs w:val="24"/>
+          <w:u w:val="single"/>
+        </w:rPr>
+        <w:t>osting websites directly from GitHub repositories</w:t>
+      </w:r>
+      <w:r>
+        <w:rPr>
+          <w:b/>
+          <w:bCs/>
+          <w:sz w:val="24"/>
+          <w:szCs w:val="24"/>
+          <w:u w:val="single"/>
+        </w:rPr>
+        <w:t>:</w:t>
+      </w:r>
+    </w:p>
+    <w:p>
+      <w:pPr>
+        <w:rPr>
+          <w:sz w:val="24"/>
+          <w:szCs w:val="24"/>
+        </w:rPr>
+      </w:pPr>
+      <w:r>
+        <w:rPr>
+          <w:sz w:val="24"/>
+          <w:szCs w:val="24"/>
+        </w:rPr>
+        <w:t>GitHub Pages uses the domain:</w:t>
+      </w:r>
+      <w:r>
+        <w:rPr>
+          <w:sz w:val="24"/>
+          <w:szCs w:val="24"/>
+        </w:rPr>
+        <w:t xml:space="preserve">  </w:t>
+      </w:r>
+      <w:r>
+        <w:rPr>
+          <w:sz w:val="24"/>
+          <w:szCs w:val="24"/>
+        </w:rPr>
+        <w:t>github.io</w:t>
+      </w:r>
+    </w:p>
+    <w:p>
+      <w:pPr>
+        <w:rPr>
+          <w:sz w:val="24"/>
+          <w:szCs w:val="24"/>
+        </w:rPr>
+      </w:pPr>
+      <w:r>
+        <w:rPr>
+          <w:sz w:val="24"/>
+          <w:szCs w:val="24"/>
+        </w:rPr>
+        <w:t>It is used for hosting websites directly from GitHub repositories.</w:t>
+      </w:r>
+    </w:p>
+    <w:p>
+      <w:pPr>
+        <w:rPr>
+          <w:sz w:val="24"/>
+          <w:szCs w:val="24"/>
+        </w:rPr>
+      </w:pPr>
+      <w:r>
+        <w:rPr>
+          <w:sz w:val="24"/>
+          <w:szCs w:val="24"/>
+        </w:rPr>
+        <w:t>website can be:</w:t>
+      </w:r>
+      <w:r>
+        <w:rPr>
+          <w:sz w:val="24"/>
+          <w:szCs w:val="24"/>
+        </w:rPr>
+        <w:t xml:space="preserve"> </w:t>
+      </w:r>
+      <w:hyperlink r:id="rId8" w:history="1">
+        <w:r>
+          <w:rPr>
+            <w:rStyle w:val="Hyperlink"/>
+            <w:sz w:val="24"/>
+            <w:szCs w:val="24"/>
+          </w:rPr>
+          <w:t>https://</w:t>
+        </w:r>
+        <w:r>
+          <w:rPr>
+            <w:rStyle w:val="Hyperlink"/>
+            <w:sz w:val="24"/>
+            <w:szCs w:val="24"/>
+          </w:rPr>
+          <w:t>userName</w:t>
+        </w:r>
+        <w:r>
+          <w:rPr>
+            <w:rStyle w:val="Hyperlink"/>
+            <w:sz w:val="24"/>
+            <w:szCs w:val="24"/>
+          </w:rPr>
+          <w:t>.github.io</w:t>
+        </w:r>
+      </w:hyperlink>
+      <w:r>
+        <w:rPr>
+          <w:sz w:val="24"/>
+          <w:szCs w:val="24"/>
+        </w:rPr>
+        <w:t xml:space="preserve">  -- for personal sites</w:t>
+      </w:r>
+    </w:p>
+    <w:p>
+      <w:pPr>
+        <w:rPr>
+          <w:sz w:val="24"/>
+          <w:szCs w:val="24"/>
+        </w:rPr>
+      </w:pPr>
+      <w:r>
+        <w:rPr>
+          <w:sz w:val="24"/>
+          <w:szCs w:val="24"/>
+        </w:rPr>
+        <w:t>https:username.github.io/project/ --  Project sites</w:t>
+      </w:r>
+    </w:p>
+    <w:p>
+      <w:pPr>
+        <w:rPr>
+          <w:sz w:val="24"/>
+          <w:szCs w:val="24"/>
+        </w:rPr>
+      </w:pPr>
+      <w:r>
+        <w:rPr>
+          <w:sz w:val="24"/>
+          <w:szCs w:val="24"/>
+        </w:rPr>
+        <w:t xml:space="preserve">For personal site, create repo as username.github.io , For project site create repo with ProjectName. Then </w:t>
+      </w:r>
+      <w:r>
+        <w:rPr>
+          <w:sz w:val="24"/>
+          <w:szCs w:val="24"/>
+        </w:rPr>
+        <w:t>We need to clone these repos in local and index.html for the links to work.</w:t>
+      </w:r>
+      <w:r>
+        <w:rPr>
+          <w:sz w:val="24"/>
+          <w:szCs w:val="24"/>
+        </w:rPr>
+        <w:t xml:space="preserve"> Commit the changes and in github open the repo -&gt; setting -&gt; pages-&gt;Source -&gt; Deploy from a Branch -&gt; Select the Branch -&gt; Save</w:t>
+      </w:r>
+    </w:p>
+    <w:p/>
     <w:p/>
     <w:p>
       <w:pPr>
